--- a/Dokumentacio.docx
+++ b/Dokumentacio.docx
@@ -431,14 +431,13 @@
         <w:tblLook w:firstRow="1" w:noVBand="1" w:lastRow="0" w:firstColumn="1" w:lastColumn="0" w:noHBand="0" w:val="04a0"/>
       </w:tblPr>
       <w:tblGrid>
-        <w:gridCol w:w="4677"/>
-        <w:gridCol w:w="4677"/>
+        <w:gridCol w:w="9354"/>
       </w:tblGrid>
       <w:tr>
         <w:trPr/>
         <w:tc>
           <w:tcPr>
-            <w:tcW w:w="4677" w:type="dxa"/>
+            <w:tcW w:w="9354" w:type="dxa"/>
             <w:tcBorders/>
             <w:shd w:fill="1F4E79" w:val="clear"/>
             <w:vAlign w:val="center"/>
@@ -461,12 +460,13 @@
             </w:r>
           </w:p>
         </w:tc>
+      </w:tr>
+      <w:tr>
+        <w:trPr/>
         <w:tc>
           <w:tcPr>
-            <w:tcW w:w="4677" w:type="dxa"/>
+            <w:tcW w:w="9354" w:type="dxa"/>
             <w:tcBorders/>
-            <w:shd w:fill="1F4E79" w:val="clear"/>
-            <w:vAlign w:val="center"/>
           </w:tcPr>
           <w:p>
             <w:pPr>
@@ -482,7 +482,7 @@
                 <w:sz w:val="28"/>
                 <w:szCs w:val="28"/>
               </w:rPr>
-              <w:t>Megjegyzés</w:t>
+              <w:t>1. Bevezetés</w:t>
             </w:r>
           </w:p>
         </w:tc>
@@ -491,8 +491,9 @@
         <w:trPr/>
         <w:tc>
           <w:tcPr>
-            <w:tcW w:w="4677" w:type="dxa"/>
+            <w:tcW w:w="9354" w:type="dxa"/>
             <w:tcBorders/>
+            <w:shd w:fill="F5F8FB" w:val="clear"/>
           </w:tcPr>
           <w:p>
             <w:pPr>
@@ -508,30 +509,7 @@
                 <w:sz w:val="28"/>
                 <w:szCs w:val="28"/>
               </w:rPr>
-              <w:t>1. Bevezetés</w:t>
-            </w:r>
-          </w:p>
-        </w:tc>
-        <w:tc>
-          <w:tcPr>
-            <w:tcW w:w="4677" w:type="dxa"/>
-            <w:tcBorders/>
-          </w:tcPr>
-          <w:p>
-            <w:pPr>
-              <w:pStyle w:val="Normal"/>
-              <w:spacing w:before="0" w:after="120"/>
-              <w:rPr>
-                <w:sz w:val="28"/>
-                <w:szCs w:val="28"/>
-              </w:rPr>
-            </w:pPr>
-            <w:r>
-              <w:rPr>
-                <w:sz w:val="28"/>
-                <w:szCs w:val="28"/>
-              </w:rPr>
-              <w:t>Leíró fejezet</w:t>
+              <w:t>2. A projekt célja és indokoltsága</w:t>
             </w:r>
           </w:p>
         </w:tc>
@@ -540,9 +518,8 @@
         <w:trPr/>
         <w:tc>
           <w:tcPr>
-            <w:tcW w:w="4677" w:type="dxa"/>
+            <w:tcW w:w="9354" w:type="dxa"/>
             <w:tcBorders/>
-            <w:shd w:fill="F5F8FB" w:val="clear"/>
           </w:tcPr>
           <w:p>
             <w:pPr>
@@ -558,31 +535,7 @@
                 <w:sz w:val="28"/>
                 <w:szCs w:val="28"/>
               </w:rPr>
-              <w:t>2. A projekt célja és indokoltsága</w:t>
-            </w:r>
-          </w:p>
-        </w:tc>
-        <w:tc>
-          <w:tcPr>
-            <w:tcW w:w="4677" w:type="dxa"/>
-            <w:tcBorders/>
-            <w:shd w:fill="F5F8FB" w:val="clear"/>
-          </w:tcPr>
-          <w:p>
-            <w:pPr>
-              <w:pStyle w:val="Normal"/>
-              <w:spacing w:before="0" w:after="120"/>
-              <w:rPr>
-                <w:sz w:val="28"/>
-                <w:szCs w:val="28"/>
-              </w:rPr>
-            </w:pPr>
-            <w:r>
-              <w:rPr>
-                <w:sz w:val="28"/>
-                <w:szCs w:val="28"/>
-              </w:rPr>
-              <w:t>Leíró fejezet</w:t>
+              <w:t>3. Felhasználói igények és célcsoport</w:t>
             </w:r>
           </w:p>
         </w:tc>
@@ -591,8 +544,9 @@
         <w:trPr/>
         <w:tc>
           <w:tcPr>
-            <w:tcW w:w="4677" w:type="dxa"/>
+            <w:tcW w:w="9354" w:type="dxa"/>
             <w:tcBorders/>
+            <w:shd w:fill="F5F8FB" w:val="clear"/>
           </w:tcPr>
           <w:p>
             <w:pPr>
@@ -608,30 +562,7 @@
                 <w:sz w:val="28"/>
                 <w:szCs w:val="28"/>
               </w:rPr>
-              <w:t>3. Felhasználói igények és célcsoport</w:t>
-            </w:r>
-          </w:p>
-        </w:tc>
-        <w:tc>
-          <w:tcPr>
-            <w:tcW w:w="4677" w:type="dxa"/>
-            <w:tcBorders/>
-          </w:tcPr>
-          <w:p>
-            <w:pPr>
-              <w:pStyle w:val="Normal"/>
-              <w:spacing w:before="0" w:after="120"/>
-              <w:rPr>
-                <w:sz w:val="28"/>
-                <w:szCs w:val="28"/>
-              </w:rPr>
-            </w:pPr>
-            <w:r>
-              <w:rPr>
-                <w:sz w:val="28"/>
-                <w:szCs w:val="28"/>
-              </w:rPr>
-              <w:t>Leíró fejezet</w:t>
+              <w:t>4. A rendszer általános áttekintése</w:t>
             </w:r>
           </w:p>
         </w:tc>
@@ -640,9 +571,8 @@
         <w:trPr/>
         <w:tc>
           <w:tcPr>
-            <w:tcW w:w="4677" w:type="dxa"/>
+            <w:tcW w:w="9354" w:type="dxa"/>
             <w:tcBorders/>
-            <w:shd w:fill="F5F8FB" w:val="clear"/>
           </w:tcPr>
           <w:p>
             <w:pPr>
@@ -658,31 +588,7 @@
                 <w:sz w:val="28"/>
                 <w:szCs w:val="28"/>
               </w:rPr>
-              <w:t>4. A rendszer általános áttekintése</w:t>
-            </w:r>
-          </w:p>
-        </w:tc>
-        <w:tc>
-          <w:tcPr>
-            <w:tcW w:w="4677" w:type="dxa"/>
-            <w:tcBorders/>
-            <w:shd w:fill="F5F8FB" w:val="clear"/>
-          </w:tcPr>
-          <w:p>
-            <w:pPr>
-              <w:pStyle w:val="Normal"/>
-              <w:spacing w:before="0" w:after="120"/>
-              <w:rPr>
-                <w:sz w:val="28"/>
-                <w:szCs w:val="28"/>
-              </w:rPr>
-            </w:pPr>
-            <w:r>
-              <w:rPr>
-                <w:sz w:val="28"/>
-                <w:szCs w:val="28"/>
-              </w:rPr>
-              <w:t>Leíró fejezet</w:t>
+              <w:t>5. A kezdőoldal szerepe</w:t>
             </w:r>
           </w:p>
         </w:tc>
@@ -691,8 +597,9 @@
         <w:trPr/>
         <w:tc>
           <w:tcPr>
-            <w:tcW w:w="4677" w:type="dxa"/>
+            <w:tcW w:w="9354" w:type="dxa"/>
             <w:tcBorders/>
+            <w:shd w:fill="F5F8FB" w:val="clear"/>
           </w:tcPr>
           <w:p>
             <w:pPr>
@@ -708,30 +615,7 @@
                 <w:sz w:val="28"/>
                 <w:szCs w:val="28"/>
               </w:rPr>
-              <w:t>5. A kezdőoldal szerepe</w:t>
-            </w:r>
-          </w:p>
-        </w:tc>
-        <w:tc>
-          <w:tcPr>
-            <w:tcW w:w="4677" w:type="dxa"/>
-            <w:tcBorders/>
-          </w:tcPr>
-          <w:p>
-            <w:pPr>
-              <w:pStyle w:val="Normal"/>
-              <w:spacing w:before="0" w:after="120"/>
-              <w:rPr>
-                <w:sz w:val="28"/>
-                <w:szCs w:val="28"/>
-              </w:rPr>
-            </w:pPr>
-            <w:r>
-              <w:rPr>
-                <w:sz w:val="28"/>
-                <w:szCs w:val="28"/>
-              </w:rPr>
-              <w:t>Leíró fejezet</w:t>
+              <w:t>6. A Customize oldal működése</w:t>
             </w:r>
           </w:p>
         </w:tc>
@@ -740,9 +624,8 @@
         <w:trPr/>
         <w:tc>
           <w:tcPr>
-            <w:tcW w:w="4677" w:type="dxa"/>
+            <w:tcW w:w="9354" w:type="dxa"/>
             <w:tcBorders/>
-            <w:shd w:fill="F5F8FB" w:val="clear"/>
           </w:tcPr>
           <w:p>
             <w:pPr>
@@ -758,31 +641,7 @@
                 <w:sz w:val="28"/>
                 <w:szCs w:val="28"/>
               </w:rPr>
-              <w:t>6. A Customize oldal működése</w:t>
-            </w:r>
-          </w:p>
-        </w:tc>
-        <w:tc>
-          <w:tcPr>
-            <w:tcW w:w="4677" w:type="dxa"/>
-            <w:tcBorders/>
-            <w:shd w:fill="F5F8FB" w:val="clear"/>
-          </w:tcPr>
-          <w:p>
-            <w:pPr>
-              <w:pStyle w:val="Normal"/>
-              <w:spacing w:before="0" w:after="120"/>
-              <w:rPr>
-                <w:sz w:val="28"/>
-                <w:szCs w:val="28"/>
-              </w:rPr>
-            </w:pPr>
-            <w:r>
-              <w:rPr>
-                <w:sz w:val="28"/>
-                <w:szCs w:val="28"/>
-              </w:rPr>
-              <w:t>Leíró fejezet</w:t>
+              <w:t>7. Motorválasztás és konfigurációs logika</w:t>
             </w:r>
           </w:p>
         </w:tc>
@@ -791,8 +650,9 @@
         <w:trPr/>
         <w:tc>
           <w:tcPr>
-            <w:tcW w:w="4677" w:type="dxa"/>
+            <w:tcW w:w="9354" w:type="dxa"/>
             <w:tcBorders/>
+            <w:shd w:fill="F5F8FB" w:val="clear"/>
           </w:tcPr>
           <w:p>
             <w:pPr>
@@ -808,30 +668,7 @@
                 <w:sz w:val="28"/>
                 <w:szCs w:val="28"/>
               </w:rPr>
-              <w:t>7. Motorválasztás és konfigurációs logika</w:t>
-            </w:r>
-          </w:p>
-        </w:tc>
-        <w:tc>
-          <w:tcPr>
-            <w:tcW w:w="4677" w:type="dxa"/>
-            <w:tcBorders/>
-          </w:tcPr>
-          <w:p>
-            <w:pPr>
-              <w:pStyle w:val="Normal"/>
-              <w:spacing w:before="0" w:after="120"/>
-              <w:rPr>
-                <w:sz w:val="28"/>
-                <w:szCs w:val="28"/>
-              </w:rPr>
-            </w:pPr>
-            <w:r>
-              <w:rPr>
-                <w:sz w:val="28"/>
-                <w:szCs w:val="28"/>
-              </w:rPr>
-              <w:t>Leíró fejezet</w:t>
+              <w:t>8. Belső égésű motoros modul</w:t>
             </w:r>
           </w:p>
         </w:tc>
@@ -840,58 +677,7 @@
         <w:trPr/>
         <w:tc>
           <w:tcPr>
-            <w:tcW w:w="4677" w:type="dxa"/>
-            <w:tcBorders/>
-            <w:shd w:fill="F5F8FB" w:val="clear"/>
-          </w:tcPr>
-          <w:p>
-            <w:pPr>
-              <w:pStyle w:val="Normal"/>
-              <w:spacing w:before="0" w:after="120"/>
-              <w:rPr>
-                <w:sz w:val="28"/>
-                <w:szCs w:val="28"/>
-              </w:rPr>
-            </w:pPr>
-            <w:r>
-              <w:rPr>
-                <w:sz w:val="28"/>
-                <w:szCs w:val="28"/>
-              </w:rPr>
-              <w:t>8. Belső égésű motoros modul</w:t>
-            </w:r>
-          </w:p>
-        </w:tc>
-        <w:tc>
-          <w:tcPr>
-            <w:tcW w:w="4677" w:type="dxa"/>
-            <w:tcBorders/>
-            <w:shd w:fill="F5F8FB" w:val="clear"/>
-          </w:tcPr>
-          <w:p>
-            <w:pPr>
-              <w:pStyle w:val="Normal"/>
-              <w:spacing w:before="0" w:after="120"/>
-              <w:rPr>
-                <w:sz w:val="28"/>
-                <w:szCs w:val="28"/>
-              </w:rPr>
-            </w:pPr>
-            <w:r>
-              <w:rPr>
-                <w:sz w:val="28"/>
-                <w:szCs w:val="28"/>
-              </w:rPr>
-              <w:t>Leíró fejezet</w:t>
-            </w:r>
-          </w:p>
-        </w:tc>
-      </w:tr>
-      <w:tr>
-        <w:trPr/>
-        <w:tc>
-          <w:tcPr>
-            <w:tcW w:w="4677" w:type="dxa"/>
+            <w:tcW w:w="9354" w:type="dxa"/>
             <w:tcBorders/>
           </w:tcPr>
           <w:p>
@@ -909,29 +695,6 @@
                 <w:szCs w:val="28"/>
               </w:rPr>
               <w:t>9. Hibrid modul</w:t>
-            </w:r>
-          </w:p>
-        </w:tc>
-        <w:tc>
-          <w:tcPr>
-            <w:tcW w:w="4677" w:type="dxa"/>
-            <w:tcBorders/>
-          </w:tcPr>
-          <w:p>
-            <w:pPr>
-              <w:pStyle w:val="Normal"/>
-              <w:spacing w:before="0" w:after="120"/>
-              <w:rPr>
-                <w:sz w:val="28"/>
-                <w:szCs w:val="28"/>
-              </w:rPr>
-            </w:pPr>
-            <w:r>
-              <w:rPr>
-                <w:sz w:val="28"/>
-                <w:szCs w:val="28"/>
-              </w:rPr>
-              <w:t>Leíró fejezet</w:t>
             </w:r>
           </w:p>
         </w:tc>
@@ -942,7 +705,7 @@
         </w:trPr>
         <w:tc>
           <w:tcPr>
-            <w:tcW w:w="4677" w:type="dxa"/>
+            <w:tcW w:w="9354" w:type="dxa"/>
             <w:tcBorders/>
             <w:shd w:fill="F5F8FB" w:val="clear"/>
           </w:tcPr>
@@ -961,30 +724,6 @@
                 <w:szCs w:val="28"/>
               </w:rPr>
               <w:t>10. Anyagfejlesztési és alkatrészválasztási felület</w:t>
-            </w:r>
-          </w:p>
-        </w:tc>
-        <w:tc>
-          <w:tcPr>
-            <w:tcW w:w="4677" w:type="dxa"/>
-            <w:tcBorders/>
-            <w:shd w:fill="F5F8FB" w:val="clear"/>
-          </w:tcPr>
-          <w:p>
-            <w:pPr>
-              <w:pStyle w:val="Normal"/>
-              <w:spacing w:before="0" w:after="120"/>
-              <w:rPr>
-                <w:sz w:val="28"/>
-                <w:szCs w:val="28"/>
-              </w:rPr>
-            </w:pPr>
-            <w:r>
-              <w:rPr>
-                <w:sz w:val="28"/>
-                <w:szCs w:val="28"/>
-              </w:rPr>
-              <w:t>Leíró fejezet</w:t>
             </w:r>
           </w:p>
         </w:tc>
@@ -993,7 +732,7 @@
         <w:trPr/>
         <w:tc>
           <w:tcPr>
-            <w:tcW w:w="4677" w:type="dxa"/>
+            <w:tcW w:w="9354" w:type="dxa"/>
             <w:tcBorders/>
             <w:shd w:fill="F5F8FB" w:val="clear"/>
           </w:tcPr>
@@ -1011,37 +750,21 @@
                 <w:sz w:val="28"/>
                 <w:szCs w:val="28"/>
               </w:rPr>
-              <w:t>10.</w:t>
+              <w:t>1</w:t>
             </w:r>
             <w:r>
               <w:rPr>
                 <w:sz w:val="28"/>
                 <w:szCs w:val="28"/>
               </w:rPr>
-              <w:t>Matematika</w:t>
+              <w:t>1</w:t>
             </w:r>
-          </w:p>
-        </w:tc>
-        <w:tc>
-          <w:tcPr>
-            <w:tcW w:w="4677" w:type="dxa"/>
-            <w:tcBorders/>
-            <w:shd w:fill="F5F8FB" w:val="clear"/>
-          </w:tcPr>
-          <w:p>
-            <w:pPr>
-              <w:pStyle w:val="Normal"/>
-              <w:spacing w:before="0" w:after="120"/>
-              <w:rPr>
-                <w:sz w:val="28"/>
-                <w:szCs w:val="28"/>
-              </w:rPr>
-            </w:pPr>
             <w:r>
               <w:rPr>
                 <w:sz w:val="28"/>
                 <w:szCs w:val="28"/>
               </w:rPr>
+              <w:t>.Matematika</w:t>
             </w:r>
           </w:p>
         </w:tc>
@@ -1050,7 +773,7 @@
         <w:trPr/>
         <w:tc>
           <w:tcPr>
-            <w:tcW w:w="4677" w:type="dxa"/>
+            <w:tcW w:w="9354" w:type="dxa"/>
             <w:tcBorders/>
           </w:tcPr>
           <w:p>
@@ -1067,30 +790,21 @@
                 <w:sz w:val="28"/>
                 <w:szCs w:val="28"/>
               </w:rPr>
-              <w:t>11. Mentés, Garage és projekt-életciklus</w:t>
+              <w:t>1</w:t>
             </w:r>
-          </w:p>
-        </w:tc>
-        <w:tc>
-          <w:tcPr>
-            <w:tcW w:w="4677" w:type="dxa"/>
-            <w:tcBorders/>
-          </w:tcPr>
-          <w:p>
-            <w:pPr>
-              <w:pStyle w:val="Normal"/>
-              <w:spacing w:before="0" w:after="120"/>
-              <w:rPr>
-                <w:sz w:val="28"/>
-                <w:szCs w:val="28"/>
-              </w:rPr>
-            </w:pPr>
             <w:r>
               <w:rPr>
                 <w:sz w:val="28"/>
                 <w:szCs w:val="28"/>
               </w:rPr>
-              <w:t>Leíró fejezet</w:t>
+              <w:t>2</w:t>
+            </w:r>
+            <w:r>
+              <w:rPr>
+                <w:sz w:val="28"/>
+                <w:szCs w:val="28"/>
+              </w:rPr>
+              <w:t>. Mentés, Garage és projekt-életciklus</w:t>
             </w:r>
           </w:p>
         </w:tc>
@@ -1099,7 +813,7 @@
         <w:trPr/>
         <w:tc>
           <w:tcPr>
-            <w:tcW w:w="4677" w:type="dxa"/>
+            <w:tcW w:w="9354" w:type="dxa"/>
             <w:tcBorders/>
             <w:shd w:fill="F5F8FB" w:val="clear"/>
           </w:tcPr>
@@ -1117,31 +831,21 @@
                 <w:sz w:val="28"/>
                 <w:szCs w:val="28"/>
               </w:rPr>
-              <w:t>12. Adatbázis és Supabase integráció</w:t>
+              <w:t>1</w:t>
             </w:r>
-          </w:p>
-        </w:tc>
-        <w:tc>
-          <w:tcPr>
-            <w:tcW w:w="4677" w:type="dxa"/>
-            <w:tcBorders/>
-            <w:shd w:fill="F5F8FB" w:val="clear"/>
-          </w:tcPr>
-          <w:p>
-            <w:pPr>
-              <w:pStyle w:val="Normal"/>
-              <w:spacing w:before="0" w:after="120"/>
-              <w:rPr>
-                <w:sz w:val="28"/>
-                <w:szCs w:val="28"/>
-              </w:rPr>
-            </w:pPr>
             <w:r>
               <w:rPr>
                 <w:sz w:val="28"/>
                 <w:szCs w:val="28"/>
               </w:rPr>
-              <w:t>Kiemelt fejezet</w:t>
+              <w:t>3</w:t>
+            </w:r>
+            <w:r>
+              <w:rPr>
+                <w:sz w:val="28"/>
+                <w:szCs w:val="28"/>
+              </w:rPr>
+              <w:t>. Adatbázis és Supabase integráció</w:t>
             </w:r>
           </w:p>
         </w:tc>
@@ -1150,7 +854,7 @@
         <w:trPr/>
         <w:tc>
           <w:tcPr>
-            <w:tcW w:w="4677" w:type="dxa"/>
+            <w:tcW w:w="9354" w:type="dxa"/>
             <w:tcBorders/>
           </w:tcPr>
           <w:p>
@@ -1167,30 +871,21 @@
                 <w:sz w:val="28"/>
                 <w:szCs w:val="28"/>
               </w:rPr>
-              <w:t>13. Frontend architektúra és komponensstruktúra</w:t>
+              <w:t>1</w:t>
             </w:r>
-          </w:p>
-        </w:tc>
-        <w:tc>
-          <w:tcPr>
-            <w:tcW w:w="4677" w:type="dxa"/>
-            <w:tcBorders/>
-          </w:tcPr>
-          <w:p>
-            <w:pPr>
-              <w:pStyle w:val="Normal"/>
-              <w:spacing w:before="0" w:after="120"/>
-              <w:rPr>
-                <w:sz w:val="28"/>
-                <w:szCs w:val="28"/>
-              </w:rPr>
-            </w:pPr>
             <w:r>
               <w:rPr>
                 <w:sz w:val="28"/>
                 <w:szCs w:val="28"/>
               </w:rPr>
-              <w:t>Kiemelt fejezet</w:t>
+              <w:t>4</w:t>
+            </w:r>
+            <w:r>
+              <w:rPr>
+                <w:sz w:val="28"/>
+                <w:szCs w:val="28"/>
+              </w:rPr>
+              <w:t>. Frontend architektúra és komponensstruktúra</w:t>
             </w:r>
           </w:p>
         </w:tc>
@@ -1199,7 +894,7 @@
         <w:trPr/>
         <w:tc>
           <w:tcPr>
-            <w:tcW w:w="4677" w:type="dxa"/>
+            <w:tcW w:w="9354" w:type="dxa"/>
             <w:tcBorders/>
             <w:shd w:fill="F5F8FB" w:val="clear"/>
           </w:tcPr>
@@ -1217,31 +912,21 @@
                 <w:sz w:val="28"/>
                 <w:szCs w:val="28"/>
               </w:rPr>
-              <w:t>14. 3D megjelenítés és felhasználói élmény</w:t>
+              <w:t>1</w:t>
             </w:r>
-          </w:p>
-        </w:tc>
-        <w:tc>
-          <w:tcPr>
-            <w:tcW w:w="4677" w:type="dxa"/>
-            <w:tcBorders/>
-            <w:shd w:fill="F5F8FB" w:val="clear"/>
-          </w:tcPr>
-          <w:p>
-            <w:pPr>
-              <w:pStyle w:val="Normal"/>
-              <w:spacing w:before="0" w:after="120"/>
-              <w:rPr>
-                <w:sz w:val="28"/>
-                <w:szCs w:val="28"/>
-              </w:rPr>
-            </w:pPr>
             <w:r>
               <w:rPr>
                 <w:sz w:val="28"/>
                 <w:szCs w:val="28"/>
               </w:rPr>
-              <w:t>Leíró fejezet</w:t>
+              <w:t>5</w:t>
+            </w:r>
+            <w:r>
+              <w:rPr>
+                <w:sz w:val="28"/>
+                <w:szCs w:val="28"/>
+              </w:rPr>
+              <w:t>. 3D megjelenítés és felhasználói élmény</w:t>
             </w:r>
           </w:p>
         </w:tc>
@@ -1250,7 +935,7 @@
         <w:trPr/>
         <w:tc>
           <w:tcPr>
-            <w:tcW w:w="4677" w:type="dxa"/>
+            <w:tcW w:w="9354" w:type="dxa"/>
             <w:tcBorders/>
           </w:tcPr>
           <w:p>
@@ -1267,30 +952,21 @@
                 <w:sz w:val="28"/>
                 <w:szCs w:val="28"/>
               </w:rPr>
-              <w:t>15. Tesztelés, hibakezelés és megbízhatóság</w:t>
+              <w:t>1</w:t>
             </w:r>
-          </w:p>
-        </w:tc>
-        <w:tc>
-          <w:tcPr>
-            <w:tcW w:w="4677" w:type="dxa"/>
-            <w:tcBorders/>
-          </w:tcPr>
-          <w:p>
-            <w:pPr>
-              <w:pStyle w:val="Normal"/>
-              <w:spacing w:before="0" w:after="120"/>
-              <w:rPr>
-                <w:sz w:val="28"/>
-                <w:szCs w:val="28"/>
-              </w:rPr>
-            </w:pPr>
             <w:r>
               <w:rPr>
                 <w:sz w:val="28"/>
                 <w:szCs w:val="28"/>
               </w:rPr>
-              <w:t>Kiemelt fejezet</w:t>
+              <w:t>6</w:t>
+            </w:r>
+            <w:r>
+              <w:rPr>
+                <w:sz w:val="28"/>
+                <w:szCs w:val="28"/>
+              </w:rPr>
+              <w:t>. Tesztelés, hibakezelés és megbízhatóság</w:t>
             </w:r>
           </w:p>
         </w:tc>
@@ -1299,7 +975,7 @@
         <w:trPr/>
         <w:tc>
           <w:tcPr>
-            <w:tcW w:w="4677" w:type="dxa"/>
+            <w:tcW w:w="9354" w:type="dxa"/>
             <w:tcBorders/>
             <w:shd w:fill="F5F8FB" w:val="clear"/>
           </w:tcPr>
@@ -1317,31 +993,21 @@
                 <w:sz w:val="28"/>
                 <w:szCs w:val="28"/>
               </w:rPr>
-              <w:t>16. Fejlesztési nehézségek és modellezési kihívások</w:t>
+              <w:t>1</w:t>
             </w:r>
-          </w:p>
-        </w:tc>
-        <w:tc>
-          <w:tcPr>
-            <w:tcW w:w="4677" w:type="dxa"/>
-            <w:tcBorders/>
-            <w:shd w:fill="F5F8FB" w:val="clear"/>
-          </w:tcPr>
-          <w:p>
-            <w:pPr>
-              <w:pStyle w:val="Normal"/>
-              <w:spacing w:before="0" w:after="120"/>
-              <w:rPr>
-                <w:sz w:val="28"/>
-                <w:szCs w:val="28"/>
-              </w:rPr>
-            </w:pPr>
             <w:r>
               <w:rPr>
                 <w:sz w:val="28"/>
                 <w:szCs w:val="28"/>
               </w:rPr>
-              <w:t>Kiemelt fejezet</w:t>
+              <w:t>7</w:t>
+            </w:r>
+            <w:r>
+              <w:rPr>
+                <w:sz w:val="28"/>
+                <w:szCs w:val="28"/>
+              </w:rPr>
+              <w:t>. Fejlesztési nehézségek és modellezési kihívások</w:t>
             </w:r>
           </w:p>
         </w:tc>
@@ -1350,7 +1016,7 @@
         <w:trPr/>
         <w:tc>
           <w:tcPr>
-            <w:tcW w:w="4677" w:type="dxa"/>
+            <w:tcW w:w="9354" w:type="dxa"/>
             <w:tcBorders/>
           </w:tcPr>
           <w:p>
@@ -1367,30 +1033,21 @@
                 <w:sz w:val="28"/>
                 <w:szCs w:val="28"/>
               </w:rPr>
-              <w:t>17. Fejlesztési folyamat és munkaszervezés</w:t>
+              <w:t>1</w:t>
             </w:r>
-          </w:p>
-        </w:tc>
-        <w:tc>
-          <w:tcPr>
-            <w:tcW w:w="4677" w:type="dxa"/>
-            <w:tcBorders/>
-          </w:tcPr>
-          <w:p>
-            <w:pPr>
-              <w:pStyle w:val="Normal"/>
-              <w:spacing w:before="0" w:after="120"/>
-              <w:rPr>
-                <w:sz w:val="28"/>
-                <w:szCs w:val="28"/>
-              </w:rPr>
-            </w:pPr>
             <w:r>
               <w:rPr>
                 <w:sz w:val="28"/>
                 <w:szCs w:val="28"/>
               </w:rPr>
-              <w:t>Kiemelt fejezet</w:t>
+              <w:t>8</w:t>
+            </w:r>
+            <w:r>
+              <w:rPr>
+                <w:sz w:val="28"/>
+                <w:szCs w:val="28"/>
+              </w:rPr>
+              <w:t>. Fejlesztési folyamat és munkaszervezés</w:t>
             </w:r>
           </w:p>
         </w:tc>
@@ -1399,7 +1056,7 @@
         <w:trPr/>
         <w:tc>
           <w:tcPr>
-            <w:tcW w:w="4677" w:type="dxa"/>
+            <w:tcW w:w="9354" w:type="dxa"/>
             <w:tcBorders/>
             <w:shd w:fill="F5F8FB" w:val="clear"/>
           </w:tcPr>
@@ -1417,31 +1074,21 @@
                 <w:sz w:val="28"/>
                 <w:szCs w:val="28"/>
               </w:rPr>
-              <w:t>18. Navigáció és állapotátadás</w:t>
+              <w:t>1</w:t>
             </w:r>
-          </w:p>
-        </w:tc>
-        <w:tc>
-          <w:tcPr>
-            <w:tcW w:w="4677" w:type="dxa"/>
-            <w:tcBorders/>
-            <w:shd w:fill="F5F8FB" w:val="clear"/>
-          </w:tcPr>
-          <w:p>
-            <w:pPr>
-              <w:pStyle w:val="Normal"/>
-              <w:spacing w:before="0" w:after="120"/>
-              <w:rPr>
-                <w:sz w:val="28"/>
-                <w:szCs w:val="28"/>
-              </w:rPr>
-            </w:pPr>
             <w:r>
               <w:rPr>
                 <w:sz w:val="28"/>
                 <w:szCs w:val="28"/>
               </w:rPr>
-              <w:t>Leíró fejezet</w:t>
+              <w:t>9</w:t>
+            </w:r>
+            <w:r>
+              <w:rPr>
+                <w:sz w:val="28"/>
+                <w:szCs w:val="28"/>
+              </w:rPr>
+              <w:t>. Navigáció és állapotátadás</w:t>
             </w:r>
           </w:p>
         </w:tc>
@@ -1450,7 +1097,7 @@
         <w:trPr/>
         <w:tc>
           <w:tcPr>
-            <w:tcW w:w="4677" w:type="dxa"/>
+            <w:tcW w:w="9354" w:type="dxa"/>
             <w:tcBorders/>
           </w:tcPr>
           <w:p>
@@ -1467,30 +1114,14 @@
                 <w:sz w:val="28"/>
                 <w:szCs w:val="28"/>
               </w:rPr>
-              <w:t>19. Adatvalidáció és konzisztencia</w:t>
+              <w:t>20</w:t>
             </w:r>
-          </w:p>
-        </w:tc>
-        <w:tc>
-          <w:tcPr>
-            <w:tcW w:w="4677" w:type="dxa"/>
-            <w:tcBorders/>
-          </w:tcPr>
-          <w:p>
-            <w:pPr>
-              <w:pStyle w:val="Normal"/>
-              <w:spacing w:before="0" w:after="120"/>
-              <w:rPr>
-                <w:sz w:val="28"/>
-                <w:szCs w:val="28"/>
-              </w:rPr>
-            </w:pPr>
             <w:r>
               <w:rPr>
                 <w:sz w:val="28"/>
                 <w:szCs w:val="28"/>
               </w:rPr>
-              <w:t>Kiemelt fejezet</w:t>
+              <w:t>. Adatvalidáció és konzisztencia</w:t>
             </w:r>
           </w:p>
         </w:tc>
@@ -1499,7 +1130,7 @@
         <w:trPr/>
         <w:tc>
           <w:tcPr>
-            <w:tcW w:w="4677" w:type="dxa"/>
+            <w:tcW w:w="9354" w:type="dxa"/>
             <w:tcBorders/>
             <w:shd w:fill="F5F8FB" w:val="clear"/>
           </w:tcPr>
@@ -1517,31 +1148,21 @@
                 <w:sz w:val="28"/>
                 <w:szCs w:val="28"/>
               </w:rPr>
-              <w:t>20. Biztonság, jogosultságok és adatvédelem</w:t>
+              <w:t>2</w:t>
             </w:r>
-          </w:p>
-        </w:tc>
-        <w:tc>
-          <w:tcPr>
-            <w:tcW w:w="4677" w:type="dxa"/>
-            <w:tcBorders/>
-            <w:shd w:fill="F5F8FB" w:val="clear"/>
-          </w:tcPr>
-          <w:p>
-            <w:pPr>
-              <w:pStyle w:val="Normal"/>
-              <w:spacing w:before="0" w:after="120"/>
-              <w:rPr>
-                <w:sz w:val="28"/>
-                <w:szCs w:val="28"/>
-              </w:rPr>
-            </w:pPr>
             <w:r>
               <w:rPr>
                 <w:sz w:val="28"/>
                 <w:szCs w:val="28"/>
               </w:rPr>
-              <w:t>Leíró fejezet</w:t>
+              <w:t>1</w:t>
+            </w:r>
+            <w:r>
+              <w:rPr>
+                <w:sz w:val="28"/>
+                <w:szCs w:val="28"/>
+              </w:rPr>
+              <w:t>. Biztonság, jogosultságok és adatvédelem</w:t>
             </w:r>
           </w:p>
         </w:tc>
@@ -1550,7 +1171,7 @@
         <w:trPr/>
         <w:tc>
           <w:tcPr>
-            <w:tcW w:w="4677" w:type="dxa"/>
+            <w:tcW w:w="9354" w:type="dxa"/>
             <w:tcBorders/>
           </w:tcPr>
           <w:p>
@@ -1567,30 +1188,21 @@
                 <w:sz w:val="28"/>
                 <w:szCs w:val="28"/>
               </w:rPr>
-              <w:t>21. Telepítés, build folyamat és üzemeltetés</w:t>
+              <w:t>2</w:t>
             </w:r>
-          </w:p>
-        </w:tc>
-        <w:tc>
-          <w:tcPr>
-            <w:tcW w:w="4677" w:type="dxa"/>
-            <w:tcBorders/>
-          </w:tcPr>
-          <w:p>
-            <w:pPr>
-              <w:pStyle w:val="Normal"/>
-              <w:spacing w:before="0" w:after="120"/>
-              <w:rPr>
-                <w:sz w:val="28"/>
-                <w:szCs w:val="28"/>
-              </w:rPr>
-            </w:pPr>
             <w:r>
               <w:rPr>
                 <w:sz w:val="28"/>
                 <w:szCs w:val="28"/>
               </w:rPr>
-              <w:t>Leíró fejezet</w:t>
+              <w:t>2</w:t>
+            </w:r>
+            <w:r>
+              <w:rPr>
+                <w:sz w:val="28"/>
+                <w:szCs w:val="28"/>
+              </w:rPr>
+              <w:t>. Telepítés, build folyamat és üzemeltetés</w:t>
             </w:r>
           </w:p>
         </w:tc>
@@ -1599,7 +1211,7 @@
         <w:trPr/>
         <w:tc>
           <w:tcPr>
-            <w:tcW w:w="4677" w:type="dxa"/>
+            <w:tcW w:w="9354" w:type="dxa"/>
             <w:tcBorders/>
             <w:shd w:fill="F5F8FB" w:val="clear"/>
           </w:tcPr>
@@ -1617,31 +1229,21 @@
                 <w:sz w:val="28"/>
                 <w:szCs w:val="28"/>
               </w:rPr>
-              <w:t>22. Vizsgaszempontú értékelés és szakmai tanulságok</w:t>
+              <w:t>2</w:t>
             </w:r>
-          </w:p>
-        </w:tc>
-        <w:tc>
-          <w:tcPr>
-            <w:tcW w:w="4677" w:type="dxa"/>
-            <w:tcBorders/>
-            <w:shd w:fill="F5F8FB" w:val="clear"/>
-          </w:tcPr>
-          <w:p>
-            <w:pPr>
-              <w:pStyle w:val="Normal"/>
-              <w:spacing w:before="0" w:after="120"/>
-              <w:rPr>
-                <w:sz w:val="28"/>
-                <w:szCs w:val="28"/>
-              </w:rPr>
-            </w:pPr>
             <w:r>
               <w:rPr>
                 <w:sz w:val="28"/>
                 <w:szCs w:val="28"/>
               </w:rPr>
-              <w:t>Kiemelt fejezet</w:t>
+              <w:t>3</w:t>
+            </w:r>
+            <w:r>
+              <w:rPr>
+                <w:sz w:val="28"/>
+                <w:szCs w:val="28"/>
+              </w:rPr>
+              <w:t>. Vizsgaszempontú értékelés és szakmai tanulságok</w:t>
             </w:r>
           </w:p>
         </w:tc>
@@ -1650,7 +1252,7 @@
         <w:trPr/>
         <w:tc>
           <w:tcPr>
-            <w:tcW w:w="4677" w:type="dxa"/>
+            <w:tcW w:w="9354" w:type="dxa"/>
             <w:tcBorders/>
           </w:tcPr>
           <w:p>
@@ -1667,30 +1269,21 @@
                 <w:sz w:val="28"/>
                 <w:szCs w:val="28"/>
               </w:rPr>
-              <w:t>23. Továbbfejlesztési lehetőségek</w:t>
+              <w:t>2</w:t>
             </w:r>
-          </w:p>
-        </w:tc>
-        <w:tc>
-          <w:tcPr>
-            <w:tcW w:w="4677" w:type="dxa"/>
-            <w:tcBorders/>
-          </w:tcPr>
-          <w:p>
-            <w:pPr>
-              <w:pStyle w:val="Normal"/>
-              <w:spacing w:before="0" w:after="120"/>
-              <w:rPr>
-                <w:sz w:val="28"/>
-                <w:szCs w:val="28"/>
-              </w:rPr>
-            </w:pPr>
             <w:r>
               <w:rPr>
                 <w:sz w:val="28"/>
                 <w:szCs w:val="28"/>
               </w:rPr>
-              <w:t>Leíró fejezet</w:t>
+              <w:t>4</w:t>
+            </w:r>
+            <w:r>
+              <w:rPr>
+                <w:sz w:val="28"/>
+                <w:szCs w:val="28"/>
+              </w:rPr>
+              <w:t>. Továbbfejlesztési lehetőségek</w:t>
             </w:r>
           </w:p>
         </w:tc>
@@ -1699,7 +1292,7 @@
         <w:trPr/>
         <w:tc>
           <w:tcPr>
-            <w:tcW w:w="4677" w:type="dxa"/>
+            <w:tcW w:w="9354" w:type="dxa"/>
             <w:tcBorders/>
           </w:tcPr>
           <w:p>
@@ -1716,54 +1309,26 @@
                 <w:sz w:val="28"/>
                 <w:szCs w:val="28"/>
               </w:rPr>
-              <w:t>24. Összegzés</w:t>
+              <w:t>2</w:t>
             </w:r>
-          </w:p>
-        </w:tc>
-        <w:tc>
-          <w:tcPr>
-            <w:tcW w:w="4677" w:type="dxa"/>
-            <w:tcBorders/>
-          </w:tcPr>
-          <w:p>
-            <w:pPr>
-              <w:pStyle w:val="Normal"/>
-              <w:spacing w:before="0" w:after="120"/>
-              <w:rPr>
-                <w:sz w:val="28"/>
-                <w:szCs w:val="28"/>
-              </w:rPr>
-            </w:pPr>
             <w:r>
               <w:rPr>
                 <w:sz w:val="28"/>
                 <w:szCs w:val="28"/>
               </w:rPr>
-              <w:t>Leíró fejezet</w:t>
+              <w:t>5</w:t>
+            </w:r>
+            <w:r>
+              <w:rPr>
+                <w:sz w:val="28"/>
+                <w:szCs w:val="28"/>
+              </w:rPr>
+              <w:t>. Összegzés</w:t>
             </w:r>
           </w:p>
         </w:tc>
       </w:tr>
     </w:tbl>
-    <w:p>
-      <w:pPr>
-        <w:pStyle w:val="Callout"/>
-        <w:jc w:val="both"/>
-        <w:rPr>
-          <w:sz w:val="28"/>
-          <w:szCs w:val="28"/>
-        </w:rPr>
-      </w:pPr>
-      <w:r>
-        <w:rPr>
-          <w:b w:val="false"/>
-          <w:i w:val="false"/>
-          <w:sz w:val="28"/>
-          <w:szCs w:val="28"/>
-        </w:rPr>
-        <w:t>Az áttekintő fejezetlista azt a célt szolgálja, hogy a vizsga során a projekt bemutatása egyértelműen követhető legyen. A dokumentum a fejlesztés műszaki, felhasználói és üzemeltetési oldalát egyaránt tárgyalja, de a matematikai szimulációs háttér tudatosan egy későbbi bővítési szakasz tárgya marad.</w:t>
-      </w:r>
-    </w:p>
     <w:p>
       <w:pPr>
         <w:pStyle w:val="SectionHeading"/>
@@ -3139,6 +2704,16 @@
           <w:szCs w:val="28"/>
         </w:rPr>
       </w:pPr>
+      <w:r>
+        <w:rPr>
+          <w:rFonts w:eastAsia="Cambria" w:ascii="Cambria" w:hAnsi="Cambria"/>
+          <w:b/>
+          <w:color w:val="265689"/>
+          <w:sz w:val="28"/>
+          <w:szCs w:val="28"/>
+        </w:rPr>
+        <w:t xml:space="preserve">11. </w:t>
+      </w:r>
       <w:r>
         <w:rPr>
           <w:rFonts w:eastAsia="Cambria" w:ascii="Cambria" w:hAnsi="Cambria"/>
@@ -4040,18 +3615,8 @@
           <w:sz w:val="28"/>
           <w:szCs w:val="28"/>
         </w:rPr>
-        <w:t>1. RPM(t) és 2. Power P(t) [kW]</w:t>
-      </w:r>
-    </w:p>
-    <w:p>
-      <w:pPr>
-        <w:pStyle w:val="Normal"/>
-        <w:spacing w:before="120" w:after="40"/>
-        <w:rPr>
-          <w:sz w:val="28"/>
-          <w:szCs w:val="28"/>
-        </w:rPr>
-      </w:pPr>
+        <w:t>1</w:t>
+      </w:r>
       <w:r>
         <w:rPr>
           <w:rFonts w:eastAsia="Cambria" w:ascii="Cambria" w:hAnsi="Cambria"/>
@@ -4060,6 +3625,56 @@
           <w:sz w:val="28"/>
           <w:szCs w:val="28"/>
         </w:rPr>
+        <w:t>1</w:t>
+      </w:r>
+      <w:r>
+        <w:rPr>
+          <w:rFonts w:eastAsia="Cambria" w:ascii="Cambria" w:hAnsi="Cambria"/>
+          <w:b/>
+          <w:color w:val="265689"/>
+          <w:sz w:val="28"/>
+          <w:szCs w:val="28"/>
+        </w:rPr>
+        <w:t>.</w:t>
+      </w:r>
+      <w:r>
+        <w:rPr>
+          <w:rFonts w:eastAsia="Cambria" w:ascii="Cambria" w:hAnsi="Cambria"/>
+          <w:b/>
+          <w:color w:val="265689"/>
+          <w:sz w:val="28"/>
+          <w:szCs w:val="28"/>
+        </w:rPr>
+        <w:t>1</w:t>
+      </w:r>
+      <w:r>
+        <w:rPr>
+          <w:rFonts w:eastAsia="Cambria" w:ascii="Cambria" w:hAnsi="Cambria"/>
+          <w:b/>
+          <w:color w:val="265689"/>
+          <w:sz w:val="28"/>
+          <w:szCs w:val="28"/>
+        </w:rPr>
+        <w:t xml:space="preserve"> RPM(t) és Power P(t) [kW]</w:t>
+      </w:r>
+    </w:p>
+    <w:p>
+      <w:pPr>
+        <w:pStyle w:val="Normal"/>
+        <w:spacing w:before="120" w:after="40"/>
+        <w:rPr>
+          <w:sz w:val="28"/>
+          <w:szCs w:val="28"/>
+        </w:rPr>
+      </w:pPr>
+      <w:r>
+        <w:rPr>
+          <w:rFonts w:eastAsia="Cambria" w:ascii="Cambria" w:hAnsi="Cambria"/>
+          <w:b/>
+          <w:color w:val="265689"/>
+          <w:sz w:val="28"/>
+          <w:szCs w:val="28"/>
+        </w:rPr>
         <w:t>RPM(t) – a fordulatszám képlete</w:t>
       </w:r>
     </w:p>
@@ -4270,18 +3885,8 @@
           <w:sz w:val="28"/>
           <w:szCs w:val="28"/>
         </w:rPr>
-        <w:t>3. Usable Power és 4. Speed v(t) [km/h]</w:t>
-      </w:r>
-    </w:p>
-    <w:p>
-      <w:pPr>
-        <w:pStyle w:val="Normal"/>
-        <w:spacing w:before="120" w:after="40"/>
-        <w:rPr>
-          <w:sz w:val="28"/>
-          <w:szCs w:val="28"/>
-        </w:rPr>
-      </w:pPr>
+        <w:t>11.2</w:t>
+      </w:r>
       <w:r>
         <w:rPr>
           <w:rFonts w:eastAsia="Cambria" w:ascii="Cambria" w:hAnsi="Cambria"/>
@@ -4290,6 +3895,26 @@
           <w:sz w:val="28"/>
           <w:szCs w:val="28"/>
         </w:rPr>
+        <w:t xml:space="preserve"> Usable Power és Speed v(t) [km/h]</w:t>
+      </w:r>
+    </w:p>
+    <w:p>
+      <w:pPr>
+        <w:pStyle w:val="Normal"/>
+        <w:spacing w:before="120" w:after="40"/>
+        <w:rPr>
+          <w:sz w:val="28"/>
+          <w:szCs w:val="28"/>
+        </w:rPr>
+      </w:pPr>
+      <w:r>
+        <w:rPr>
+          <w:rFonts w:eastAsia="Cambria" w:ascii="Cambria" w:hAnsi="Cambria"/>
+          <w:b/>
+          <w:color w:val="265689"/>
+          <w:sz w:val="28"/>
+          <w:szCs w:val="28"/>
+        </w:rPr>
         <w:t>Usable Power Pᵤ(t) [kW]</w:t>
       </w:r>
     </w:p>
@@ -4502,7 +4127,17 @@
           <w:sz w:val="28"/>
           <w:szCs w:val="28"/>
         </w:rPr>
-        <w:t>5. Piston Temp Tₚ(t) és 6. Thermal Margin ΔT(t)</w:t>
+        <w:t>11.3</w:t>
+      </w:r>
+      <w:r>
+        <w:rPr>
+          <w:rFonts w:eastAsia="Cambria" w:ascii="Cambria" w:hAnsi="Cambria"/>
+          <w:b/>
+          <w:color w:val="265689"/>
+          <w:sz w:val="28"/>
+          <w:szCs w:val="28"/>
+        </w:rPr>
+        <w:t xml:space="preserve"> Piston Temp Tₚ(t) és Thermal Margin ΔT(t)</w:t>
       </w:r>
     </w:p>
     <w:p>
@@ -4802,18 +4437,8 @@
           <w:sz w:val="28"/>
           <w:szCs w:val="28"/>
         </w:rPr>
-        <w:t>7. RPM Utilization U_RPM(t) és 8. Durability(t) [%]</w:t>
-      </w:r>
-    </w:p>
-    <w:p>
-      <w:pPr>
-        <w:pStyle w:val="Normal"/>
-        <w:spacing w:before="120" w:after="40"/>
-        <w:rPr>
-          <w:sz w:val="28"/>
-          <w:szCs w:val="28"/>
-        </w:rPr>
-      </w:pPr>
+        <w:t>11.4</w:t>
+      </w:r>
       <w:r>
         <w:rPr>
           <w:rFonts w:eastAsia="Cambria" w:ascii="Cambria" w:hAnsi="Cambria"/>
@@ -4822,6 +4447,26 @@
           <w:sz w:val="28"/>
           <w:szCs w:val="28"/>
         </w:rPr>
+        <w:t>. RPM Utilization U_RPM(t) és Durability(t) [%]</w:t>
+      </w:r>
+    </w:p>
+    <w:p>
+      <w:pPr>
+        <w:pStyle w:val="Normal"/>
+        <w:spacing w:before="120" w:after="40"/>
+        <w:rPr>
+          <w:sz w:val="28"/>
+          <w:szCs w:val="28"/>
+        </w:rPr>
+      </w:pPr>
+      <w:r>
+        <w:rPr>
+          <w:rFonts w:eastAsia="Cambria" w:ascii="Cambria" w:hAnsi="Cambria"/>
+          <w:b/>
+          <w:color w:val="265689"/>
+          <w:sz w:val="28"/>
+          <w:szCs w:val="28"/>
+        </w:rPr>
         <w:t>RPM Utilization – összetett kihasználtsági index</w:t>
       </w:r>
     </w:p>
@@ -5026,6 +4671,16 @@
           <w:szCs w:val="28"/>
         </w:rPr>
       </w:pPr>
+      <w:r>
+        <w:rPr>
+          <w:rFonts w:eastAsia="Cambria" w:ascii="Cambria" w:hAnsi="Cambria"/>
+          <w:b/>
+          <w:color w:val="265689"/>
+          <w:sz w:val="28"/>
+          <w:szCs w:val="28"/>
+        </w:rPr>
+        <w:t xml:space="preserve">11.5 </w:t>
+      </w:r>
       <w:r>
         <w:rPr>
           <w:rFonts w:eastAsia="Cambria" w:ascii="Cambria" w:hAnsi="Cambria"/>
@@ -5435,7 +5090,21 @@
           <w:sz w:val="28"/>
           <w:szCs w:val="28"/>
         </w:rPr>
-        <w:t>11. Mentés, Garage és projekt-életciklus</w:t>
+        <w:t>1</w:t>
+      </w:r>
+      <w:r>
+        <w:rPr>
+          <w:sz w:val="28"/>
+          <w:szCs w:val="28"/>
+        </w:rPr>
+        <w:t>2</w:t>
+      </w:r>
+      <w:r>
+        <w:rPr>
+          <w:sz w:val="28"/>
+          <w:szCs w:val="28"/>
+        </w:rPr>
+        <w:t>. Mentés, Garage és projekt-életciklus</w:t>
       </w:r>
     </w:p>
     <w:p>
@@ -5559,7 +5228,21 @@
           <w:sz w:val="28"/>
           <w:szCs w:val="28"/>
         </w:rPr>
-        <w:t>12. Adatbázis és Supabase integráció</w:t>
+        <w:t>1</w:t>
+      </w:r>
+      <w:r>
+        <w:rPr>
+          <w:sz w:val="28"/>
+          <w:szCs w:val="28"/>
+        </w:rPr>
+        <w:t>3</w:t>
+      </w:r>
+      <w:r>
+        <w:rPr>
+          <w:sz w:val="28"/>
+          <w:szCs w:val="28"/>
+        </w:rPr>
+        <w:t>. Adatbázis és Supabase integráció</w:t>
       </w:r>
     </w:p>
     <w:p>
@@ -6428,7 +6111,21 @@
           <w:sz w:val="28"/>
           <w:szCs w:val="28"/>
         </w:rPr>
-        <w:t>13. Frontend architektúra és komponensstruktúra</w:t>
+        <w:t>1</w:t>
+      </w:r>
+      <w:r>
+        <w:rPr>
+          <w:sz w:val="28"/>
+          <w:szCs w:val="28"/>
+        </w:rPr>
+        <w:t>4</w:t>
+      </w:r>
+      <w:r>
+        <w:rPr>
+          <w:sz w:val="28"/>
+          <w:szCs w:val="28"/>
+        </w:rPr>
+        <w:t>. Frontend architektúra és komponensstruktúra</w:t>
       </w:r>
     </w:p>
     <w:p>
@@ -6502,7 +6199,21 @@
           <w:sz w:val="28"/>
           <w:szCs w:val="28"/>
         </w:rPr>
-        <w:t>14. 3D megjelenítés és felhasználói élmény</w:t>
+        <w:t>1</w:t>
+      </w:r>
+      <w:r>
+        <w:rPr>
+          <w:sz w:val="28"/>
+          <w:szCs w:val="28"/>
+        </w:rPr>
+        <w:t>5</w:t>
+      </w:r>
+      <w:r>
+        <w:rPr>
+          <w:sz w:val="28"/>
+          <w:szCs w:val="28"/>
+        </w:rPr>
+        <w:t>. 3D megjelenítés és felhasználói élmény</w:t>
       </w:r>
     </w:p>
     <w:p>
@@ -6576,7 +6287,21 @@
           <w:sz w:val="28"/>
           <w:szCs w:val="28"/>
         </w:rPr>
-        <w:t>15. Tesztelés, hibakezelés és megbízhatóság</w:t>
+        <w:t>1</w:t>
+      </w:r>
+      <w:r>
+        <w:rPr>
+          <w:sz w:val="28"/>
+          <w:szCs w:val="28"/>
+        </w:rPr>
+        <w:t>6</w:t>
+      </w:r>
+      <w:r>
+        <w:rPr>
+          <w:sz w:val="28"/>
+          <w:szCs w:val="28"/>
+        </w:rPr>
+        <w:t>. Tesztelés, hibakezelés és megbízhatóság</w:t>
       </w:r>
     </w:p>
     <w:p>
@@ -6649,7 +6374,21 @@
           <w:sz w:val="28"/>
           <w:szCs w:val="28"/>
         </w:rPr>
-        <w:t>16. Fejlesztési nehézségek és modellezési kihívások</w:t>
+        <w:t>1</w:t>
+      </w:r>
+      <w:r>
+        <w:rPr>
+          <w:sz w:val="28"/>
+          <w:szCs w:val="28"/>
+        </w:rPr>
+        <w:t>7</w:t>
+      </w:r>
+      <w:r>
+        <w:rPr>
+          <w:sz w:val="28"/>
+          <w:szCs w:val="28"/>
+        </w:rPr>
+        <w:t>. Fejlesztési nehézségek és modellezési kihívások</w:t>
       </w:r>
     </w:p>
     <w:p>
@@ -6746,7 +6485,21 @@
           <w:sz w:val="28"/>
           <w:szCs w:val="28"/>
         </w:rPr>
-        <w:t>17. Fejlesztési folyamat és munkaszervezés</w:t>
+        <w:t>1</w:t>
+      </w:r>
+      <w:r>
+        <w:rPr>
+          <w:sz w:val="28"/>
+          <w:szCs w:val="28"/>
+        </w:rPr>
+        <w:t>8</w:t>
+      </w:r>
+      <w:r>
+        <w:rPr>
+          <w:sz w:val="28"/>
+          <w:szCs w:val="28"/>
+        </w:rPr>
+        <w:t>. Fejlesztési folyamat és munkaszervezés</w:t>
       </w:r>
     </w:p>
     <w:p>
@@ -6820,7 +6573,21 @@
           <w:sz w:val="28"/>
           <w:szCs w:val="28"/>
         </w:rPr>
-        <w:t>18. Navigáció és állapotátadás</w:t>
+        <w:t>1</w:t>
+      </w:r>
+      <w:r>
+        <w:rPr>
+          <w:sz w:val="28"/>
+          <w:szCs w:val="28"/>
+        </w:rPr>
+        <w:t>9</w:t>
+      </w:r>
+      <w:r>
+        <w:rPr>
+          <w:sz w:val="28"/>
+          <w:szCs w:val="28"/>
+        </w:rPr>
+        <w:t>. Navigáció és állapotátadás</w:t>
       </w:r>
     </w:p>
     <w:p>
@@ -6894,7 +6661,14 @@
           <w:sz w:val="28"/>
           <w:szCs w:val="28"/>
         </w:rPr>
-        <w:t>19. Adatvalidáció és konzisztencia</w:t>
+        <w:t>20</w:t>
+      </w:r>
+      <w:r>
+        <w:rPr>
+          <w:sz w:val="28"/>
+          <w:szCs w:val="28"/>
+        </w:rPr>
+        <w:t>. Adatvalidáció és konzisztencia</w:t>
       </w:r>
     </w:p>
     <w:p>
@@ -6968,7 +6742,14 @@
           <w:sz w:val="28"/>
           <w:szCs w:val="28"/>
         </w:rPr>
-        <w:t>20. Biztonság, jogosultságok és adatvédelem</w:t>
+        <w:t>21</w:t>
+      </w:r>
+      <w:r>
+        <w:rPr>
+          <w:sz w:val="28"/>
+          <w:szCs w:val="28"/>
+        </w:rPr>
+        <w:t>. Biztonság, jogosultságok és adatvédelem</w:t>
       </w:r>
     </w:p>
     <w:p>
@@ -7042,7 +6823,21 @@
           <w:sz w:val="28"/>
           <w:szCs w:val="28"/>
         </w:rPr>
-        <w:t>21. Telepítés, build folyamat és üzemeltetés</w:t>
+        <w:t>2</w:t>
+      </w:r>
+      <w:r>
+        <w:rPr>
+          <w:sz w:val="28"/>
+          <w:szCs w:val="28"/>
+        </w:rPr>
+        <w:t>2.</w:t>
+      </w:r>
+      <w:r>
+        <w:rPr>
+          <w:sz w:val="28"/>
+          <w:szCs w:val="28"/>
+        </w:rPr>
+        <w:t xml:space="preserve"> Telepítés, build folyamat és üzemeltetés</w:t>
       </w:r>
     </w:p>
     <w:p>
@@ -7116,7 +6911,35 @@
           <w:sz w:val="28"/>
           <w:szCs w:val="28"/>
         </w:rPr>
-        <w:t>22. Vizsgaszempontú értékelés és szakmai tanulságok</w:t>
+        <w:t>2</w:t>
+      </w:r>
+      <w:r>
+        <w:rPr>
+          <w:sz w:val="28"/>
+          <w:szCs w:val="28"/>
+        </w:rPr>
+        <w:t>3</w:t>
+      </w:r>
+      <w:r>
+        <w:rPr>
+          <w:sz w:val="28"/>
+          <w:szCs w:val="28"/>
+        </w:rPr>
+        <w:t xml:space="preserve">. </w:t>
+      </w:r>
+      <w:r>
+        <w:rPr>
+          <w:sz w:val="28"/>
+          <w:szCs w:val="28"/>
+        </w:rPr>
+        <w:t>S</w:t>
+      </w:r>
+      <w:r>
+        <w:rPr>
+          <w:sz w:val="28"/>
+          <w:szCs w:val="28"/>
+        </w:rPr>
+        <w:t>zakmai tanulságok</w:t>
       </w:r>
     </w:p>
     <w:p>
@@ -7135,7 +6958,7 @@
           <w:sz w:val="28"/>
           <w:szCs w:val="28"/>
         </w:rPr>
-        <w:t>Egy szakmai vizsgadokumentáció nemcsak azt mutatja be, hogy a fejlesztő képes-e működő felületet készíteni, hanem azt is, hogy mennyire tudatosan tervezi meg az alkalmazás egészét. Ebben a projektben jól látható a fokozatos építkezés, a moduláris komponensek használata, az adatbázis és a frontend közötti kapcsolat értelmezése, valamint a felhasználói útvonalak következetes kezelése. Ezek mind olyan szempontok, amelyek egy vizsga értékelésénél különösen fontosak, mert a fejlesztő gondolkodását és szakmai érettségét tükrözik.</w:t>
+        <w:t>A projekt legfontosabb szakmai tanulsága az, hogy a látványos felület önmagában nem elég. A valós minőséget az adja, ha a vizuális elemek mögött rendezett, tesztelhető, adatbázisbarát és később is bővíthető logika húzódik. A program során többször felmerültek olyan helyzetek, amikor a működés látszólag rendben volt, de a háttérben finomításra szorult az állapotkezelés, az aktív projekt logika vagy a tárolt útvonalak kezelése. Ezek a javítások rávilágítottak arra, hogy a szoftverfejlesztésben az apró konzisztenciahibák is meghatározók lehetnek.</w:t>
       </w:r>
     </w:p>
     <w:p>
@@ -7154,11 +6977,42 @@
           <w:sz w:val="28"/>
           <w:szCs w:val="28"/>
         </w:rPr>
-        <w:t>A projekt legfontosabb szakmai tanulsága az, hogy a látványos felület önmagában nem elég. A valós minőséget az adja, ha a vizuális elemek mögött rendezett, tesztelhető, adatbázisbarát és később is bővíthető logika húzódik. A program során többször felmerültek olyan helyzetek, amikor a működés látszólag rendben volt, de a háttérben finomításra szorult az állapotkezelés, az aktív projekt logika vagy a tárolt útvonalak kezelése. Ezek a javítások rávilágítottak arra, hogy a szoftverfejlesztésben az apró konzisztenciahibák is meghatározók lehetnek.</w:t>
+        <w:t>Vizsgaszempontból szintén erős pont, hogy a projekt nem zárt le minden lehetőséget, hanem tudatosan hagyott teret a további fejlesztésnek. A matematikai logika későbbi beépítése, az export funkciók, a részletesebb mérnöki szimuláció és az összehasonlító nézetek mind olyan irányok, amelyek megalapozottan kapcsolódhatnak a mostani rendszerhez. Ez azt mutatja, hogy a jelenlegi alkalmazás egyszerre önállóan is működőképes és hosszú távon is fejleszthető szakmai alapmunka.</w:t>
       </w:r>
     </w:p>
     <w:p>
       <w:pPr>
+        <w:pStyle w:val="ChapterHeading"/>
+        <w:jc w:val="start"/>
+        <w:rPr>
+          <w:sz w:val="28"/>
+          <w:szCs w:val="28"/>
+        </w:rPr>
+      </w:pPr>
+      <w:r>
+        <w:rPr>
+          <w:sz w:val="28"/>
+          <w:szCs w:val="28"/>
+        </w:rPr>
+        <w:t>2</w:t>
+      </w:r>
+      <w:r>
+        <w:rPr>
+          <w:sz w:val="28"/>
+          <w:szCs w:val="28"/>
+        </w:rPr>
+        <w:t>4</w:t>
+      </w:r>
+      <w:r>
+        <w:rPr>
+          <w:sz w:val="28"/>
+          <w:szCs w:val="28"/>
+        </w:rPr>
+        <w:t>. Továbbfejlesztési lehetőségek</w:t>
+      </w:r>
+    </w:p>
+    <w:p>
+      <w:pPr>
         <w:pStyle w:val="Normal"/>
         <w:jc w:val="both"/>
         <w:rPr>
@@ -7173,11 +7027,49 @@
           <w:sz w:val="28"/>
           <w:szCs w:val="28"/>
         </w:rPr>
-        <w:t>Vizsgaszempontból szintén erős pont, hogy a projekt nem zárt le minden lehetőséget, hanem tudatosan hagyott teret a további fejlesztésnek. A matematikai logika későbbi beépítése, az export funkciók, a részletesebb mérnöki szimuláció és az összehasonlító nézetek mind olyan irányok, amelyek megalapozottan kapcsolódhatnak a mostani rendszerhez. Ez azt mutatja, hogy a jelenlegi alkalmazás egyszerre önállóan is működőképes és hosszú távon is fejleszthető szakmai alapmunka.</w:t>
+        <w:t>A projekt jelenlegi állapota már önmagában is komplex és jól bemutatható, ugyanakkor számos fejlesztési irány kínálkozik. Az egyik legfontosabb a matematikai szimulációs logika részletes kibővítése, amely külön fejezetben kezelheti majd a teljesítmény-, hőterhelési, tartóssági és hatásfokszámításokat. A mostani adatstruktúra és anyagválasztási logika kifejezetten úgy lett kialakítva, hogy ezek a modellek később ráépíthetők legyenek.</w:t>
       </w:r>
     </w:p>
     <w:p>
       <w:pPr>
+        <w:pStyle w:val="Normal"/>
+        <w:jc w:val="both"/>
+        <w:rPr>
+          <w:sz w:val="28"/>
+          <w:szCs w:val="28"/>
+        </w:rPr>
+      </w:pPr>
+      <w:r>
+        <w:rPr>
+          <w:b w:val="false"/>
+          <w:i w:val="false"/>
+          <w:sz w:val="28"/>
+          <w:szCs w:val="28"/>
+        </w:rPr>
+        <w:t>További irányt jelenthet az összehasonlító funkciók fejlesztése. A felhasználó több mentett projektet helyezhetne egymás mellé, és nemcsak vizuálisan, hanem műszaki jellemzők szerint is összevethetné őket. Ez a funkció különösen hasznos lenne akkor, ha a későbbi verziókban részletesebb számított eredmények és grafikonok is megjelennének. Ilyen módon a Garage nemcsak tároló, hanem döntéstámogató tér is lehetne.</w:t>
+      </w:r>
+    </w:p>
+    <w:p>
+      <w:pPr>
+        <w:pStyle w:val="Normal"/>
+        <w:jc w:val="both"/>
+        <w:rPr>
+          <w:sz w:val="28"/>
+          <w:szCs w:val="28"/>
+        </w:rPr>
+      </w:pPr>
+      <w:r>
+        <w:rPr>
+          <w:b w:val="false"/>
+          <w:i w:val="false"/>
+          <w:sz w:val="28"/>
+          <w:szCs w:val="28"/>
+        </w:rPr>
+        <w:t>Harmadik irányként említhető az export, a megosztás és az adminisztráció bővítése. A jövőben elképzelhető PDF-export, projektlink megosztás, kedvencek rendszere, több felhasználói szerepkör vagy akár oktatási célú sablonprojektek beépítése is. A projekt architektúrája és adatbázis-szerkezete ehhez megfelelő alapot biztosít, így a jelenlegi verzió jó kiindulópont egy sokkal nagyobb rendszer felé.</w:t>
+      </w:r>
+    </w:p>
+    <w:p>
+      <w:pPr>
         <w:pStyle w:val="ChapterHeading"/>
         <w:jc w:val="start"/>
         <w:rPr>
@@ -7190,7 +7082,21 @@
           <w:sz w:val="28"/>
           <w:szCs w:val="28"/>
         </w:rPr>
-        <w:t>23. Továbbfejlesztési lehetőségek</w:t>
+        <w:t>2</w:t>
+      </w:r>
+      <w:r>
+        <w:rPr>
+          <w:sz w:val="28"/>
+          <w:szCs w:val="28"/>
+        </w:rPr>
+        <w:t>5</w:t>
+      </w:r>
+      <w:r>
+        <w:rPr>
+          <w:sz w:val="28"/>
+          <w:szCs w:val="28"/>
+        </w:rPr>
+        <w:t>. Összegzés</w:t>
       </w:r>
     </w:p>
     <w:p>
@@ -7209,7 +7115,7 @@
           <w:sz w:val="28"/>
           <w:szCs w:val="28"/>
         </w:rPr>
-        <w:t>A projekt jelenlegi állapota már önmagában is komplex és jól bemutatható, ugyanakkor számos fejlesztési irány kínálkozik. Az egyik legfontosabb a matematikai szimulációs logika részletes kibővítése, amely külön fejezetben kezelheti majd a teljesítmény-, hőterhelési, tartóssági és hatásfokszámításokat. A mostani adatstruktúra és anyagválasztási logika kifejezetten úgy lett kialakítva, hogy ezek a modellek később ráépíthetők legyenek.</w:t>
+        <w:t>Összességében a bemutatott alkalmazás egy olyan modern, webes autókonfigurációs rendszer, amely sikeresen ötvözi a látványos 3D megjelenítést, a moduláris frontend-fejlesztést, az adatbázis-alapú perzisztenciát és a felhasználóbarát projektkezelést. A rendszer erőssége abban áll, hogy az egyes funkciók nem elszigetelten léteznek, hanem világos folyamatba szerveződnek. A felhasználó az első ötlettől a mentett projekten át a későbbi szerkesztésig következetes élményt kap.</w:t>
       </w:r>
     </w:p>
     <w:p>
@@ -7228,136 +7134,7 @@
           <w:sz w:val="28"/>
           <w:szCs w:val="28"/>
         </w:rPr>
-        <w:t>További irányt jelenthet az összehasonlító funkciók fejlesztése. A felhasználó több mentett projektet helyezhetne egymás mellé, és nemcsak vizuálisan, hanem műszaki jellemzők szerint is összevethetné őket. Ez a funkció különösen hasznos lenne akkor, ha a későbbi verziókban részletesebb számított eredmények és grafikonok is megjelennének. Ilyen módon a Garage nemcsak tároló, hanem döntéstámogató tér is lehetne.</w:t>
-      </w:r>
-    </w:p>
-    <w:p>
-      <w:pPr>
-        <w:pStyle w:val="Normal"/>
-        <w:jc w:val="both"/>
-        <w:rPr>
-          <w:sz w:val="28"/>
-          <w:szCs w:val="28"/>
-        </w:rPr>
-      </w:pPr>
-      <w:r>
-        <w:rPr>
-          <w:b w:val="false"/>
-          <w:i w:val="false"/>
-          <w:sz w:val="28"/>
-          <w:szCs w:val="28"/>
-        </w:rPr>
-        <w:t>Harmadik irányként említhető az export, a megosztás és az adminisztráció bővítése. A jövőben elképzelhető PDF-export, projektlink megosztás, kedvencek rendszere, több felhasználói szerepkör vagy akár oktatási célú sablonprojektek beépítése is. A projekt architektúrája és adatbázis-szerkezete ehhez megfelelő alapot biztosít, így a jelenlegi verzió jó kiindulópont egy sokkal nagyobb rendszer felé.</w:t>
-      </w:r>
-    </w:p>
-    <w:p>
-      <w:pPr>
-        <w:pStyle w:val="ChapterHeading"/>
-        <w:jc w:val="start"/>
-        <w:rPr>
-          <w:sz w:val="28"/>
-          <w:szCs w:val="28"/>
-        </w:rPr>
-      </w:pPr>
-      <w:r>
-        <w:rPr>
-          <w:sz w:val="28"/>
-          <w:szCs w:val="28"/>
-        </w:rPr>
-        <w:t>24. Összegzés</w:t>
-      </w:r>
-    </w:p>
-    <w:p>
-      <w:pPr>
-        <w:pStyle w:val="Normal"/>
-        <w:jc w:val="both"/>
-        <w:rPr>
-          <w:sz w:val="28"/>
-          <w:szCs w:val="28"/>
-        </w:rPr>
-      </w:pPr>
-      <w:r>
-        <w:rPr>
-          <w:b w:val="false"/>
-          <w:i w:val="false"/>
-          <w:sz w:val="28"/>
-          <w:szCs w:val="28"/>
-        </w:rPr>
-        <w:t>Összességében a bemutatott alkalmazás egy olyan modern, webes autókonfigurációs rendszer, amely sikeresen ötvözi a látványos 3D megjelenítést, a moduláris frontend-fejlesztést, az adatbázis-alapú perzisztenciát és a felhasználóbarát projektkezelést. A rendszer erőssége abban áll, hogy az egyes funkciók nem elszigetelten léteznek, hanem világos folyamatba szerveződnek. A felhasználó az első ötlettől a mentett projekten át a későbbi szerkesztésig következetes élményt kap.</w:t>
-      </w:r>
-    </w:p>
-    <w:p>
-      <w:pPr>
-        <w:pStyle w:val="Normal"/>
-        <w:jc w:val="both"/>
-        <w:rPr>
-          <w:sz w:val="28"/>
-          <w:szCs w:val="28"/>
-        </w:rPr>
-      </w:pPr>
-      <w:r>
-        <w:rPr>
-          <w:b w:val="false"/>
-          <w:i w:val="false"/>
-          <w:sz w:val="28"/>
-          <w:szCs w:val="28"/>
-        </w:rPr>
         <w:t>Szakmai vizsgamunka szempontjából a projekt különösen értékes, mert egyszerre mutat be tervezési szemléletet, technológiai döntéseket, adatbázis-gondolkodást, felhasználói élményre építő megoldásokat és komplex állapotkezelési logikát. Bár a matematikai szimulációs rész még nem része ennek a dokumentumnak, a jelenlegi rendszer már most is bizonyítja, hogy stabil alapot ad egy tovább mélyíthető, mérnöki irányba fejleszthető platform számára. Emiatt a projekt nemcsak elkészült termék, hanem hosszú távon is életképes fejlesztési alap.</w:t>
-      </w:r>
-    </w:p>
-    <w:p>
-      <w:pPr>
-        <w:pStyle w:val="Normal"/>
-        <w:rPr>
-          <w:sz w:val="28"/>
-          <w:szCs w:val="28"/>
-        </w:rPr>
-      </w:pPr>
-      <w:r>
-        <w:rPr>
-          <w:sz w:val="28"/>
-          <w:szCs w:val="28"/>
-        </w:rPr>
-      </w:r>
-      <w:r>
-        <w:br w:type="page"/>
-      </w:r>
-    </w:p>
-    <w:p>
-      <w:pPr>
-        <w:pStyle w:val="ChapterHeading"/>
-        <w:spacing w:before="0" w:after="0"/>
-        <w:jc w:val="start"/>
-        <w:rPr>
-          <w:sz w:val="28"/>
-          <w:szCs w:val="28"/>
-        </w:rPr>
-      </w:pPr>
-      <w:r>
-        <w:rPr>
-          <w:sz w:val="28"/>
-          <w:szCs w:val="28"/>
-        </w:rPr>
-        <w:t>Záró megjegyzés</w:t>
-      </w:r>
-    </w:p>
-    <w:p>
-      <w:pPr>
-        <w:pStyle w:val="Normal"/>
-        <w:jc w:val="both"/>
-        <w:rPr>
-          <w:sz w:val="28"/>
-          <w:szCs w:val="28"/>
-        </w:rPr>
-      </w:pPr>
-      <w:r>
-        <w:rPr>
-          <w:b w:val="false"/>
-          <w:i w:val="false"/>
-          <w:sz w:val="28"/>
-          <w:szCs w:val="28"/>
-        </w:rPr>
-        <w:t>A dokumentum a projekt jelenlegi, bemutatható és vizsgára alkalmas állapotát foglalja össze. A következő fejlesztési ütemben a matematikai és fizikai háttér részletes beépítése, a számítási logika dokumentálása, valamint a mérnöki jellegű eredmények vizuális megjelenítése következhet. A mostani változat célja tudatosan az, hogy a rendszer felépítése, működése és felhasználói értéke legyen a középpontban.</w:t>
       </w:r>
     </w:p>
     <w:p>
@@ -9270,6 +9047,13 @@
       <w:spacing w:val="5"/>
     </w:rPr>
   </w:style>
+  <w:style w:type="character" w:styleId="Hyperlink">
+    <w:name w:val="Hyperlink"/>
+    <w:rPr>
+      <w:color w:val="000080"/>
+      <w:u w:val="single"/>
+    </w:rPr>
+  </w:style>
   <w:style w:type="paragraph" w:styleId="Heading">
     <w:name w:val="Heading"/>
     <w:basedOn w:val="Normal"/>
